--- a/大三上/计算机图形学/Reference/期末真题/图形学期末考回忆 (1).docx
+++ b/大三上/计算机图形学/Reference/期末真题/图形学期末考回忆 (1).docx
@@ -1,6 +1,6 @@
 
 <file path=word/document.xml><?xml version="1.0" encoding="utf-8"?>
-<w:document xmlns:wpc="http://schemas.microsoft.com/office/word/2010/wordprocessingCanvas" xmlns:cx="http://schemas.microsoft.com/office/drawing/2014/chartex" xmlns:cx1="http://schemas.microsoft.com/office/drawing/2015/9/8/chartex" xmlns:cx2="http://schemas.microsoft.com/office/drawing/2015/10/21/chartex" xmlns:cx3="http://schemas.microsoft.com/office/drawing/2016/5/9/chartex" xmlns:cx4="http://schemas.microsoft.com/office/drawing/2016/5/10/chartex" xmlns:cx5="http://schemas.microsoft.com/office/drawing/2016/5/11/chartex" xmlns:cx6="http://schemas.microsoft.com/office/drawing/2016/5/12/chartex" xmlns:cx7="http://schemas.microsoft.com/office/drawing/2016/5/13/chartex" xmlns:cx8="http://schemas.microsoft.com/office/drawing/2016/5/14/chartex" xmlns:mc="http://schemas.openxmlformats.org/markup-compatibility/2006" xmlns:aink="http://schemas.microsoft.com/office/drawing/2016/ink" xmlns:am3d="http://schemas.microsoft.com/office/drawing/2017/model3d" xmlns:o="urn:schemas-microsoft-com:office:office" xmlns:oel="http://schemas.microsoft.com/office/2019/extlst" xmlns:r="http://schemas.openxmlformats.org/officeDocument/2006/relationships" xmlns:m="http://schemas.openxmlformats.org/officeDocument/2006/math" xmlns:v="urn:schemas-microsoft-com:vml" xmlns:wp14="http://schemas.microsoft.com/office/word/2010/wordprocessingDrawing" xmlns:wp="http://schemas.openxmlformats.org/drawingml/2006/wordprocessingDrawing" xmlns:w10="urn:schemas-microsoft-com:office:word" xmlns:w="http://schemas.openxmlformats.org/wordprocessingml/2006/main" xmlns:w14="http://schemas.microsoft.com/office/word/2010/wordml" xmlns:w15="http://schemas.microsoft.com/office/word/2012/wordml" xmlns:w16cex="http://schemas.microsoft.com/office/word/2018/wordml/cex" xmlns:w16cid="http://schemas.microsoft.com/office/word/2016/wordml/cid" xmlns:w16="http://schemas.microsoft.com/office/word/2018/wordml" xmlns:w16sdtdh="http://schemas.microsoft.com/office/word/2020/wordml/sdtdatahash" xmlns:w16se="http://schemas.microsoft.com/office/word/2015/wordml/symex" xmlns:wpg="http://schemas.microsoft.com/office/word/2010/wordprocessingGroup" xmlns:wpi="http://schemas.microsoft.com/office/word/2010/wordprocessingInk" xmlns:wne="http://schemas.microsoft.com/office/word/2006/wordml" xmlns:wps="http://schemas.microsoft.com/office/word/2010/wordprocessingShape" mc:Ignorable="w14 w15 w16se w16cid w16 w16cex w16sdtdh wp14">
+<w:document xmlns:wpc="http://schemas.microsoft.com/office/word/2010/wordprocessingCanvas" xmlns:cx="http://schemas.microsoft.com/office/drawing/2014/chartex" xmlns:cx1="http://schemas.microsoft.com/office/drawing/2015/9/8/chartex" xmlns:cx2="http://schemas.microsoft.com/office/drawing/2015/10/21/chartex" xmlns:cx3="http://schemas.microsoft.com/office/drawing/2016/5/9/chartex" xmlns:cx4="http://schemas.microsoft.com/office/drawing/2016/5/10/chartex" xmlns:cx5="http://schemas.microsoft.com/office/drawing/2016/5/11/chartex" xmlns:cx6="http://schemas.microsoft.com/office/drawing/2016/5/12/chartex" xmlns:cx7="http://schemas.microsoft.com/office/drawing/2016/5/13/chartex" xmlns:cx8="http://schemas.microsoft.com/office/drawing/2016/5/14/chartex" xmlns:mc="http://schemas.openxmlformats.org/markup-compatibility/2006" xmlns:aink="http://schemas.microsoft.com/office/drawing/2016/ink" xmlns:am3d="http://schemas.microsoft.com/office/drawing/2017/model3d" xmlns:o="urn:schemas-microsoft-com:office:office" xmlns:oel="http://schemas.microsoft.com/office/2019/extlst" xmlns:r="http://schemas.openxmlformats.org/officeDocument/2006/relationships" xmlns:m="http://schemas.openxmlformats.org/officeDocument/2006/math" xmlns:v="urn:schemas-microsoft-com:vml" xmlns:wp14="http://schemas.microsoft.com/office/word/2010/wordprocessingDrawing" xmlns:wp="http://schemas.openxmlformats.org/drawingml/2006/wordprocessingDrawing" xmlns:w10="urn:schemas-microsoft-com:office:word" xmlns:w="http://schemas.openxmlformats.org/wordprocessingml/2006/main" xmlns:w14="http://schemas.microsoft.com/office/word/2010/wordml" xmlns:w15="http://schemas.microsoft.com/office/word/2012/wordml" xmlns:w16cex="http://schemas.microsoft.com/office/word/2018/wordml/cex" xmlns:w16cid="http://schemas.microsoft.com/office/word/2016/wordml/cid" xmlns:w16="http://schemas.microsoft.com/office/word/2018/wordml" xmlns:w16du="http://schemas.microsoft.com/office/word/2023/wordml/word16du" xmlns:w16sdtdh="http://schemas.microsoft.com/office/word/2020/wordml/sdtdatahash" xmlns:w16sdtfl="http://schemas.microsoft.com/office/word/2024/wordml/sdtformatlock" xmlns:w16se="http://schemas.microsoft.com/office/word/2015/wordml/symex" xmlns:wpg="http://schemas.microsoft.com/office/word/2010/wordprocessingGroup" xmlns:wpi="http://schemas.microsoft.com/office/word/2010/wordprocessingInk" xmlns:wne="http://schemas.microsoft.com/office/word/2006/wordml" xmlns:wps="http://schemas.microsoft.com/office/word/2010/wordprocessingShape" mc:Ignorable="w14 w15 w16se w16cid w16 w16cex w16sdtdh w16sdtfl w16du wp14">
   <w:body>
     <w:p>
       <w:r>
@@ -70,19 +70,8 @@
         </w:drawing>
       </w:r>
     </w:p>
-    <w:p>
-      <w:pPr>
-        <w:rPr>
-          <w:rFonts w:hint="eastAsia"/>
-        </w:rPr>
-      </w:pPr>
-    </w:p>
-    <w:p>
-      <w:pPr>
-        <w:rPr>
-          <w:rFonts w:hint="eastAsia"/>
-        </w:rPr>
-      </w:pPr>
+    <w:p/>
+    <w:p>
       <w:r>
         <w:rPr>
           <w:rFonts w:hint="eastAsia"/>
@@ -96,7 +85,63 @@
         <w:rPr>
           <w:rFonts w:hint="eastAsia"/>
         </w:rPr>
-        <w:t>需要调用四个函数 选项有出现 对象/物体 虚拟照相机/视点 光源 反射属性/材质属性 是这里面的其中四个 我不知道是哪个</w:t>
+        <w:t xml:space="preserve">需要调用四个函数 选项有出现 </w:t>
+      </w:r>
+      <w:r>
+        <w:rPr>
+          <w:rFonts w:hint="eastAsia"/>
+          <w:b/>
+          <w:bCs/>
+        </w:rPr>
+        <w:t>对象</w:t>
+      </w:r>
+      <w:r>
+        <w:rPr>
+          <w:rFonts w:hint="eastAsia"/>
+        </w:rPr>
+        <w:t xml:space="preserve">/物体 </w:t>
+      </w:r>
+      <w:r>
+        <w:rPr>
+          <w:rFonts w:hint="eastAsia"/>
+          <w:b/>
+          <w:bCs/>
+        </w:rPr>
+        <w:t>虚拟照相机</w:t>
+      </w:r>
+      <w:r>
+        <w:rPr>
+          <w:rFonts w:hint="eastAsia"/>
+        </w:rPr>
+        <w:t xml:space="preserve">/视点 </w:t>
+      </w:r>
+      <w:r>
+        <w:rPr>
+          <w:rFonts w:hint="eastAsia"/>
+          <w:b/>
+          <w:bCs/>
+        </w:rPr>
+        <w:t>光源</w:t>
+      </w:r>
+      <w:r>
+        <w:rPr>
+          <w:rFonts w:hint="eastAsia"/>
+        </w:rPr>
+        <w:t xml:space="preserve"> 反射属性/</w:t>
+      </w:r>
+      <w:r>
+        <w:rPr>
+          <w:rFonts w:hint="eastAsia"/>
+          <w:b/>
+          <w:bCs/>
+        </w:rPr>
+        <w:t>材质</w:t>
+      </w:r>
+      <w:r>
+        <w:rPr>
+          <w:rFonts w:hint="eastAsia"/>
+        </w:rPr>
+        <w:t>属性 是这里面的其中四个 我不知道是哪个</w:t>
       </w:r>
     </w:p>
     <w:p/>
@@ -110,19 +155,11 @@
     </w:p>
     <w:p/>
     <w:p>
-      <w:proofErr w:type="spellStart"/>
-      <w:r>
-        <w:rPr>
-          <w:rFonts w:hint="eastAsia"/>
-        </w:rPr>
-        <w:t>phong</w:t>
-      </w:r>
-      <w:proofErr w:type="spellEnd"/>
-      <w:r>
-        <w:rPr>
-          <w:rFonts w:hint="eastAsia"/>
-        </w:rPr>
-        <w:t>光照三个分量哪个与距离无关</w:t>
+      <w:r>
+        <w:rPr>
+          <w:rFonts w:hint="eastAsia"/>
+        </w:rPr>
+        <w:t>phong光照三个分量哪个与距离无关</w:t>
       </w:r>
     </w:p>
     <w:p/>
@@ -145,7 +182,6 @@
     </w:p>
     <w:p/>
     <w:p>
-      <w:proofErr w:type="spellStart"/>
       <w:r>
         <w:t>G</w:t>
       </w:r>
@@ -153,28 +189,7 @@
         <w:rPr>
           <w:rFonts w:hint="eastAsia"/>
         </w:rPr>
-        <w:t>ouraud</w:t>
-      </w:r>
-      <w:proofErr w:type="spellEnd"/>
-      <w:r>
-        <w:rPr>
-          <w:rFonts w:hint="eastAsia"/>
-        </w:rPr>
-        <w:t>着色和</w:t>
-      </w:r>
-      <w:proofErr w:type="spellStart"/>
-      <w:r>
-        <w:rPr>
-          <w:rFonts w:hint="eastAsia"/>
-        </w:rPr>
-        <w:t>phong</w:t>
-      </w:r>
-      <w:proofErr w:type="spellEnd"/>
-      <w:r>
-        <w:rPr>
-          <w:rFonts w:hint="eastAsia"/>
-        </w:rPr>
-        <w:t>着色的概念与区别</w:t>
+        <w:t>ouraud着色和phong着色的概念与区别</w:t>
       </w:r>
     </w:p>
     <w:p/>
@@ -230,19 +245,11 @@
         <w:rPr>
           <w:rFonts w:hint="eastAsia"/>
         </w:rPr>
-        <w:t>还是</w:t>
-      </w:r>
-      <w:proofErr w:type="spellStart"/>
-      <w:r>
-        <w:rPr>
-          <w:rFonts w:hint="eastAsia"/>
-        </w:rPr>
-        <w:t>f</w:t>
+        <w:t>还是f</w:t>
       </w:r>
       <w:r>
         <w:t>rus</w:t>
       </w:r>
-      <w:proofErr w:type="spellEnd"/>
       <w:r>
         <w:rPr>
           <w:rFonts w:hint="eastAsia"/>
@@ -268,38 +275,16 @@
         <w:rPr>
           <w:rFonts w:hint="eastAsia"/>
         </w:rPr>
-        <w:t>着色器里</w:t>
-      </w:r>
-      <w:proofErr w:type="spellStart"/>
-      <w:r>
-        <w:rPr>
-          <w:rFonts w:hint="eastAsia"/>
-        </w:rPr>
-        <w:t>gl</w:t>
+        <w:t>着色器里gl</w:t>
       </w:r>
       <w:r>
         <w:t>_position</w:t>
       </w:r>
-      <w:proofErr w:type="spellEnd"/>
-      <w:r>
-        <w:rPr>
-          <w:rFonts w:hint="eastAsia"/>
-        </w:rPr>
-        <w:t>=</w:t>
-      </w:r>
-      <w:proofErr w:type="spellStart"/>
-      <w:r>
-        <w:rPr>
-          <w:rFonts w:hint="eastAsia"/>
-        </w:rPr>
-        <w:t>proj</w:t>
-      </w:r>
-      <w:proofErr w:type="spellEnd"/>
-      <w:r>
-        <w:rPr>
-          <w:rFonts w:hint="eastAsia"/>
-        </w:rPr>
-        <w:t>*vie</w:t>
+      <w:r>
+        <w:rPr>
+          <w:rFonts w:hint="eastAsia"/>
+        </w:rPr>
+        <w:t>=proj*vie</w:t>
       </w:r>
       <w:r>
         <w:t>w</w:t>
@@ -308,16 +293,8 @@
         <w:rPr>
           <w:rFonts w:hint="eastAsia"/>
         </w:rPr>
-        <w:t>*model*</w:t>
-      </w:r>
-      <w:proofErr w:type="spellStart"/>
-      <w:r>
-        <w:rPr>
-          <w:rFonts w:hint="eastAsia"/>
-        </w:rPr>
-        <w:t>vpositon</w:t>
-      </w:r>
-      <w:proofErr w:type="spellEnd"/>
+        <w:t>*model*vpositon</w:t>
+      </w:r>
     </w:p>
     <w:p/>
     <w:p>
@@ -344,7 +321,7 @@
         </w:rPr>
         <w:lastRenderedPageBreak/>
         <w:drawing>
-          <wp:inline distT="0" distB="0" distL="0" distR="0" wp14:anchorId="37F358B5" wp14:editId="66ED6B40">
+          <wp:inline distT="0" distB="0" distL="0" distR="0" wp14:anchorId="37F358B5" wp14:editId="26032243">
             <wp:extent cx="3674861" cy="4899962"/>
             <wp:effectExtent l="0" t="2857" r="0" b="0"/>
             <wp:docPr id="8" name="图片 8"/>
@@ -432,21 +409,7 @@
         <w:rPr>
           <w:rFonts w:hint="eastAsia"/>
         </w:rPr>
-        <w:t>物体乘以这个矩阵会有什么变化？正or斜投影到</w:t>
-      </w:r>
-      <w:proofErr w:type="spellStart"/>
-      <w:r>
-        <w:rPr>
-          <w:rFonts w:hint="eastAsia"/>
-        </w:rPr>
-        <w:t>xoz</w:t>
-      </w:r>
-      <w:proofErr w:type="spellEnd"/>
-      <w:r>
-        <w:rPr>
-          <w:rFonts w:hint="eastAsia"/>
-        </w:rPr>
-        <w:t>平面还是怎么样？</w:t>
+        <w:t>物体乘以这个矩阵会有什么变化？正or斜投影到xoz平面还是怎么样？</w:t>
       </w:r>
     </w:p>
     <w:p/>
@@ -563,35 +526,7 @@
         <w:rPr>
           <w:rFonts w:hint="eastAsia"/>
         </w:rPr>
-        <w:t>ling-</w:t>
-      </w:r>
-      <w:proofErr w:type="spellStart"/>
-      <w:r>
-        <w:rPr>
-          <w:rFonts w:hint="eastAsia"/>
-        </w:rPr>
-        <w:t>phong</w:t>
-      </w:r>
-      <w:proofErr w:type="spellEnd"/>
-      <w:r>
-        <w:rPr>
-          <w:rFonts w:hint="eastAsia"/>
-        </w:rPr>
-        <w:t>模型相对于</w:t>
-      </w:r>
-      <w:proofErr w:type="spellStart"/>
-      <w:r>
-        <w:rPr>
-          <w:rFonts w:hint="eastAsia"/>
-        </w:rPr>
-        <w:t>phong</w:t>
-      </w:r>
-      <w:proofErr w:type="spellEnd"/>
-      <w:r>
-        <w:rPr>
-          <w:rFonts w:hint="eastAsia"/>
-        </w:rPr>
-        <w:t>模型做了什么改进？</w:t>
+        <w:t>ling-phong模型相对于phong模型做了什么改进？</w:t>
       </w:r>
     </w:p>
     <w:p/>
@@ -707,7 +642,7 @@
         </w:rPr>
         <w:lastRenderedPageBreak/>
         <w:drawing>
-          <wp:inline distT="0" distB="0" distL="0" distR="0" wp14:anchorId="1BA2027F" wp14:editId="51CAFA8B">
+          <wp:inline distT="0" distB="0" distL="0" distR="0" wp14:anchorId="1BA2027F" wp14:editId="76AEABD6">
             <wp:extent cx="3831120" cy="5108314"/>
             <wp:effectExtent l="9208" t="0" r="7302" b="7303"/>
             <wp:docPr id="9" name="图片 9"/>
@@ -843,13 +778,7 @@
         <w:t>简要描述平行投影和透视投影的概念</w:t>
       </w:r>
     </w:p>
-    <w:p>
-      <w:pPr>
-        <w:rPr>
-          <w:rFonts w:hint="eastAsia"/>
-        </w:rPr>
-      </w:pPr>
-    </w:p>
+    <w:p/>
     <w:p>
       <w:r>
         <w:rPr>
@@ -990,13 +919,7 @@
         </w:drawing>
       </w:r>
     </w:p>
-    <w:p>
-      <w:pPr>
-        <w:rPr>
-          <w:rFonts w:hint="eastAsia"/>
-        </w:rPr>
-      </w:pPr>
-    </w:p>
+    <w:p/>
     <w:p>
       <w:r>
         <w:rPr>
@@ -1004,7 +927,6 @@
         </w:rPr>
         <w:t>如何用Translate（x，y，z） 和</w:t>
       </w:r>
-      <w:proofErr w:type="spellStart"/>
       <w:r>
         <w:t>R</w:t>
       </w:r>
@@ -1017,14 +939,12 @@
       <w:r>
         <w:t>X</w:t>
       </w:r>
-      <w:proofErr w:type="spellEnd"/>
       <w:r>
         <w:rPr>
           <w:rFonts w:hint="eastAsia"/>
         </w:rPr>
         <w:t>（）</w:t>
       </w:r>
-      <w:proofErr w:type="spellStart"/>
       <w:r>
         <w:t>R</w:t>
       </w:r>
@@ -1037,14 +957,12 @@
       <w:r>
         <w:t>Y</w:t>
       </w:r>
-      <w:proofErr w:type="spellEnd"/>
       <w:r>
         <w:rPr>
           <w:rFonts w:hint="eastAsia"/>
         </w:rPr>
         <w:t>（）</w:t>
       </w:r>
-      <w:proofErr w:type="spellStart"/>
       <w:r>
         <w:t>R</w:t>
       </w:r>
@@ -1057,7 +975,6 @@
       <w:r>
         <w:t>Z</w:t>
       </w:r>
-      <w:proofErr w:type="spellEnd"/>
       <w:r>
         <w:rPr>
           <w:rFonts w:hint="eastAsia"/>
@@ -1065,23 +982,10 @@
         <w:t>（）S</w:t>
       </w:r>
       <w:r>
-        <w:t>cale(</w:t>
-      </w:r>
-      <w:proofErr w:type="spellStart"/>
-      <w:r>
-        <w:t>x,y,z</w:t>
-      </w:r>
-      <w:proofErr w:type="spellEnd"/>
-      <w:r>
-        <w:t>)</w:t>
-      </w:r>
-    </w:p>
-    <w:p>
-      <w:pPr>
-        <w:rPr>
-          <w:rFonts w:hint="eastAsia"/>
-        </w:rPr>
-      </w:pPr>
+        <w:t>cale(x,y,z)</w:t>
+      </w:r>
+    </w:p>
+    <w:p>
       <w:r>
         <w:rPr>
           <w:rFonts w:hint="eastAsia"/>
@@ -1110,7 +1014,7 @@
 </file>
 
 <file path=word/styles.xml><?xml version="1.0" encoding="utf-8"?>
-<w:styles xmlns:mc="http://schemas.openxmlformats.org/markup-compatibility/2006" xmlns:r="http://schemas.openxmlformats.org/officeDocument/2006/relationships" xmlns:w="http://schemas.openxmlformats.org/wordprocessingml/2006/main" xmlns:w14="http://schemas.microsoft.com/office/word/2010/wordml" xmlns:w15="http://schemas.microsoft.com/office/word/2012/wordml" xmlns:w16cex="http://schemas.microsoft.com/office/word/2018/wordml/cex" xmlns:w16cid="http://schemas.microsoft.com/office/word/2016/wordml/cid" xmlns:w16="http://schemas.microsoft.com/office/word/2018/wordml" xmlns:w16sdtdh="http://schemas.microsoft.com/office/word/2020/wordml/sdtdatahash" xmlns:w16se="http://schemas.microsoft.com/office/word/2015/wordml/symex" mc:Ignorable="w14 w15 w16se w16cid w16 w16cex w16sdtdh">
+<w:styles xmlns:mc="http://schemas.openxmlformats.org/markup-compatibility/2006" xmlns:r="http://schemas.openxmlformats.org/officeDocument/2006/relationships" xmlns:w="http://schemas.openxmlformats.org/wordprocessingml/2006/main" xmlns:w14="http://schemas.microsoft.com/office/word/2010/wordml" xmlns:w15="http://schemas.microsoft.com/office/word/2012/wordml" xmlns:w16cex="http://schemas.microsoft.com/office/word/2018/wordml/cex" xmlns:w16cid="http://schemas.microsoft.com/office/word/2016/wordml/cid" xmlns:w16="http://schemas.microsoft.com/office/word/2018/wordml" xmlns:w16du="http://schemas.microsoft.com/office/word/2023/wordml/word16du" xmlns:w16sdtdh="http://schemas.microsoft.com/office/word/2020/wordml/sdtdatahash" xmlns:w16sdtfl="http://schemas.microsoft.com/office/word/2024/wordml/sdtformatlock" xmlns:w16se="http://schemas.microsoft.com/office/word/2015/wordml/symex" mc:Ignorable="w14 w15 w16se w16cid w16 w16cex w16sdtdh w16sdtfl w16du">
   <w:docDefaults>
     <w:rPrDefault>
       <w:rPr>
